--- a/job-application/Misbar Alkawn/Moamen_Basyoni_Cover_Letter_Misbar_Alkawn.docx
+++ b/job-application/Misbar Alkawn/Moamen_Basyoni_Cover_Letter_Misbar_Alkawn.docx
@@ -149,7 +149,7 @@
         </w:numPr>
       </w:pPr>
       <w:r>
-        <w:t xml:space="preserve">A runtime business-rule engine that improved rule-execution performance by 45%, plus routine production troubleshooting and performance work, all delivered through Azure DevOps CI/CD.</w:t>
+        <w:t xml:space="preserve">A runtime business-rule engine that improved rule-execution performance by 60%, plus routine production troubleshooting and performance work, all delivered through Azure DevOps CI/CD.</w:t>
       </w:r>
     </w:p>
     <w:p>
